--- a/附件3-技术报告-浅浅知.docx
+++ b/附件3-技术报告-浅浅知.docx
@@ -122,7 +122,7 @@
           <w:color w:val="000000"/>
           <w:sz w:val="28"/>
         </w:rPr>
-        <w:t>除任务与资料管理之外，浅浅本身也是一个学习助手：可以解答学科知识问题、讲解课件与讲义内容并说明依据来自哪份资料，也能进行日常交流；当资料库里没有对应材料时，它会明确说明边界，不会编造老师讲授过的内容。系统内置 14 个工具、写入确认机制、工具调用去重与步数预算等约束；配套 40 项内核单元测试、9 项结构测试与 27 个浏览器端到端测试文件，累计 291 项断言全部通过。目前已完成可运行 Web 应用、一键初始化脚本与部署说明；组委会统一必测用例与自建的 15 条补充用例全部通过。</w:t>
+        <w:t>除任务与资料管理之外，浅浅本身也是一个学习助手：可以解答学科知识问题、讲解课件与讲义内容并说明依据来自哪份资料，也能进行日常交流；当资料库里没有对应材料时，它会明确说明边界，不会编造老师讲授过的内容。系统内置 14 个工具、写入确认机制、工具调用去重与步数预算等约束；配套 44 项内核单元测试、9 项结构测试与 28 个浏览器端到端测试文件，累计 348 项断言全部通过。目前已完成可运行 Web 应用、一键初始化脚本与部署说明；组委会统一必测用例与自建的 17 条补充用例全部通过。</w:t>
       </w:r>
     </w:p>
     <w:p>
@@ -952,7 +952,7 @@
                 <w:color w:val="000000"/>
                 <w:sz w:val="21"/>
               </w:rPr>
-              <w:t>工具执行器（13 个工具）</w:t>
+              <w:t>工具执行器（14 个工具）</w:t>
             </w:r>
           </w:p>
         </w:tc>
@@ -1815,6 +1815,36 @@
     </w:p>
     <w:p>
       <w:pPr>
+        <w:spacing w:line="360" w:lineRule="auto" w:after="40" w:before="0"/>
+        <w:ind w:firstLine="0"/>
+      </w:pPr>
+      <w:r>
+        <w:rPr>
+          <w:rFonts w:ascii="微软雅黑" w:hAnsi="微软雅黑" w:eastAsia="微软雅黑"/>
+          <w:b/>
+          <w:color w:val="000000"/>
+          <w:sz w:val="28"/>
+        </w:rPr>
+        <w:t xml:space="preserve">9. 提醒调度</w:t>
+      </w:r>
+    </w:p>
+    <w:p>
+      <w:pPr>
+        <w:spacing w:line="360" w:lineRule="auto" w:after="0" w:before="0"/>
+        <w:ind w:firstLine="560"/>
+      </w:pPr>
+      <w:r>
+        <w:rPr>
+          <w:rFonts w:ascii="宋体" w:hAnsi="宋体" w:eastAsia="宋体"/>
+          <w:b w:val="0"/>
+          <w:color w:val="000000"/>
+          <w:sz w:val="28"/>
+        </w:rPr>
+        <w:t xml:space="preserve">提醒规则支持「提前若干天／小时」与自定义时间点。调度层做了三重约束：同一条提醒在同一台设备上只触发一次；跨设备通过消息记录里的标记去重，同一任务同一天最多推送两条；任务被删除后，它尚未触发的提醒会一并清理，不会再弹出。</w:t>
+      </w:r>
+    </w:p>
+    <w:p>
+      <w:pPr>
         <w:rPr>
           <w:rFonts w:ascii="微软雅黑" w:hAnsi="微软雅黑"/>
           <w:sz w:val="32"/>
@@ -1859,7 +1889,7 @@
           <w:color w:val="000000"/>
           <w:sz w:val="28"/>
         </w:rPr>
-        <w:t>系统不依赖外部标注语料，数据来自使用者在真实学习中产生的材料：课程课件与讲义（PDF／PPT）、课程通知截图、教师布置的任务说明。赛事组委会提供的信息源数据集（学习资料、生活资料等）可作为批量导入素材；本报告中的演示与测试使用两份机器学习课程课件、一份数据库课程讲义与一张模拟课程通知截图，均为课程学习材料或自行构造的模拟数据，不包含真实敏感个人信息。</w:t>
+        <w:t>系统不依赖外部标注语料，数据来自使用者在真实学习中产生的材料：课程课件与讲义（PDF／PPT）、课程通知截图、教师布置的任务说明。赛事组委会提供的信息源数据集（学习资料、生活资料等）可作为批量导入素材；本报告中的演示与测试使用两份机器学习课程课件、一份数据库课程讲义与一张模拟课程通知截图，均为课程学习材料或自行构造的模拟数据，不包含真实敏感个人信息。两份机器学习课件随仓库分发，初始化脚本会把它们写入数据库，任何账号都能直接「打开原文件」。</w:t>
       </w:r>
     </w:p>
     <w:p>
@@ -2081,7 +2111,7 @@
                 <w:color w:val="000000"/>
                 <w:sz w:val="21"/>
               </w:rPr>
-              <w:t>正文用于检索与阅读，原文件存数据库以便换设备打开</w:t>
+              <w:t>正文用于检索与阅读，原文件存数据库以便换设备打开；一份资料可挂多份原文件，可单独追加或删除某一份</w:t>
             </w:r>
           </w:p>
         </w:tc>
@@ -2388,7 +2418,7 @@
           <w:color w:val="000000"/>
           <w:sz w:val="28"/>
         </w:rPr>
-        <w:t>评测集由组委会统一必测用例 1 条与自建用例 12 条组成，覆盖正常场景、异常场景与边界场景，并额外保留仓库中的自动化测试作为回归基线。用例清单与逐条结果见附件 4。</w:t>
+        <w:t>评测集由组委会统一必测用例 1 条与自建用例 17 条组成，覆盖正常场景、异常场景与边界场景，并额外保留仓库中的自动化测试作为回归基线。用例清单与逐条结果见附件 4。</w:t>
       </w:r>
     </w:p>
     <w:p>
@@ -2962,7 +2992,7 @@
           <w:color w:val="000000"/>
           <w:sz w:val="28"/>
         </w:rPr>
-        <w:t>下表为一次完整回归运行的结果：Agent 内核单元测试 40 项全部通过，端到端用例累计 291/291 项通过，覆盖 29 个测试文件，总耗时约 19.5 分钟（单文件耗时见下表）。</w:t>
+        <w:t>下表为一次完整回归运行的结果：Agent 内核单元测试 44 项全部通过，端到端用例累计 348/348 项通过，覆盖 30 个测试文件，总耗时约 21 分钟（单文件耗时见下表）。</w:t>
       </w:r>
     </w:p>
     <w:tbl>
@@ -3098,6 +3128,20 @@
               <w:spacing w:line="276" w:lineRule="auto" w:after="0" w:before="0"/>
               <w:ind w:firstLine="0"/>
             </w:pPr>
+            <w:r>
+              <w:t>44/44</w:t>
+            </w:r>
+          </w:p>
+        </w:tc>
+        <w:tc>
+          <w:tcPr>
+            <w:tcW w:type="dxa" w:w="1247"/>
+          </w:tcPr>
+          <w:p>
+            <w:pPr>
+              <w:spacing w:line="276" w:lineRule="auto" w:after="0" w:before="0"/>
+              <w:ind w:firstLine="0"/>
+            </w:pPr>
             <w:r/>
             <w:r>
               <w:rPr>
@@ -3106,13 +3150,13 @@
                 <w:color w:val="000000"/>
                 <w:sz w:val="21"/>
               </w:rPr>
-              <w:t>40/40</w:t>
-            </w:r>
-          </w:p>
-        </w:tc>
-        <w:tc>
-          <w:tcPr>
-            <w:tcW w:type="dxa" w:w="1247"/>
+              <w:t>1</w:t>
+            </w:r>
+          </w:p>
+        </w:tc>
+        <w:tc>
+          <w:tcPr>
+            <w:tcW w:type="dxa" w:w="2948"/>
           </w:tcPr>
           <w:p>
             <w:pPr>
@@ -3127,10 +3171,12 @@
                 <w:color w:val="000000"/>
                 <w:sz w:val="21"/>
               </w:rPr>
-              <w:t>1</w:t>
-            </w:r>
-          </w:p>
-        </w:tc>
+              <w:t>通过</w:t>
+            </w:r>
+          </w:p>
+        </w:tc>
+      </w:tr>
+      <w:tr>
         <w:tc>
           <w:tcPr>
             <w:tcW w:type="dxa" w:w="2948"/>
@@ -3148,6 +3194,69 @@
                 <w:color w:val="000000"/>
                 <w:sz w:val="21"/>
               </w:rPr>
+              <w:t>e2e-accounts.mjs</w:t>
+            </w:r>
+          </w:p>
+        </w:tc>
+        <w:tc>
+          <w:tcPr>
+            <w:tcW w:type="dxa" w:w="1701"/>
+          </w:tcPr>
+          <w:p>
+            <w:pPr>
+              <w:spacing w:line="276" w:lineRule="auto" w:after="0" w:before="0"/>
+              <w:ind w:firstLine="0"/>
+            </w:pPr>
+            <w:r/>
+            <w:r>
+              <w:rPr>
+                <w:rFonts w:ascii="宋体" w:hAnsi="宋体" w:eastAsia="宋体"/>
+                <w:b w:val="0"/>
+                <w:color w:val="000000"/>
+                <w:sz w:val="21"/>
+              </w:rPr>
+              <w:t>14/14</w:t>
+            </w:r>
+          </w:p>
+        </w:tc>
+        <w:tc>
+          <w:tcPr>
+            <w:tcW w:type="dxa" w:w="1247"/>
+          </w:tcPr>
+          <w:p>
+            <w:pPr>
+              <w:spacing w:line="276" w:lineRule="auto" w:after="0" w:before="0"/>
+              <w:ind w:firstLine="0"/>
+            </w:pPr>
+            <w:r/>
+            <w:r>
+              <w:rPr>
+                <w:rFonts w:ascii="宋体" w:hAnsi="宋体" w:eastAsia="宋体"/>
+                <w:b w:val="0"/>
+                <w:color w:val="000000"/>
+                <w:sz w:val="21"/>
+              </w:rPr>
+              <w:t>18</w:t>
+            </w:r>
+          </w:p>
+        </w:tc>
+        <w:tc>
+          <w:tcPr>
+            <w:tcW w:type="dxa" w:w="2948"/>
+          </w:tcPr>
+          <w:p>
+            <w:pPr>
+              <w:spacing w:line="276" w:lineRule="auto" w:after="0" w:before="0"/>
+              <w:ind w:firstLine="0"/>
+            </w:pPr>
+            <w:r/>
+            <w:r>
+              <w:rPr>
+                <w:rFonts w:ascii="宋体" w:hAnsi="宋体" w:eastAsia="宋体"/>
+                <w:b w:val="0"/>
+                <w:color w:val="000000"/>
+                <w:sz w:val="21"/>
+              </w:rPr>
               <w:t>通过</w:t>
             </w:r>
           </w:p>
@@ -3171,7 +3280,7 @@
                 <w:color w:val="000000"/>
                 <w:sz w:val="21"/>
               </w:rPr>
-              <w:t>e2e-accounts.mjs</w:t>
+              <w:t>e2e-agent-payload.mjs</w:t>
             </w:r>
           </w:p>
         </w:tc>
@@ -3192,7 +3301,7 @@
                 <w:color w:val="000000"/>
                 <w:sz w:val="21"/>
               </w:rPr>
-              <w:t>14/14</w:t>
+              <w:t>3/3</w:t>
             </w:r>
           </w:p>
         </w:tc>
@@ -3213,7 +3322,7 @@
                 <w:color w:val="000000"/>
                 <w:sz w:val="21"/>
               </w:rPr>
-              <w:t>18</w:t>
+              <w:t>8</w:t>
             </w:r>
           </w:p>
         </w:tc>
@@ -3257,7 +3366,7 @@
                 <w:color w:val="000000"/>
                 <w:sz w:val="21"/>
               </w:rPr>
-              <w:t>e2e-agent-payload.mjs</w:t>
+              <w:t>e2e-auth-isolation.mjs</w:t>
             </w:r>
           </w:p>
         </w:tc>
@@ -3278,7 +3387,7 @@
                 <w:color w:val="000000"/>
                 <w:sz w:val="21"/>
               </w:rPr>
-              <w:t>3/3</w:t>
+              <w:t>6/6</w:t>
             </w:r>
           </w:p>
         </w:tc>
@@ -3299,7 +3408,7 @@
                 <w:color w:val="000000"/>
                 <w:sz w:val="21"/>
               </w:rPr>
-              <w:t>8</w:t>
+              <w:t>38</w:t>
             </w:r>
           </w:p>
         </w:tc>
@@ -3343,7 +3452,7 @@
                 <w:color w:val="000000"/>
                 <w:sz w:val="21"/>
               </w:rPr>
-              <w:t>e2e-auth-isolation.mjs</w:t>
+              <w:t>e2e-auth.mjs</w:t>
             </w:r>
           </w:p>
         </w:tc>
@@ -3364,7 +3473,7 @@
                 <w:color w:val="000000"/>
                 <w:sz w:val="21"/>
               </w:rPr>
-              <w:t>6/6</w:t>
+              <w:t>9/9</w:t>
             </w:r>
           </w:p>
         </w:tc>
@@ -3385,7 +3494,7 @@
                 <w:color w:val="000000"/>
                 <w:sz w:val="21"/>
               </w:rPr>
-              <w:t>38</w:t>
+              <w:t>17</w:t>
             </w:r>
           </w:p>
         </w:tc>
@@ -3429,7 +3538,7 @@
                 <w:color w:val="000000"/>
                 <w:sz w:val="21"/>
               </w:rPr>
-              <w:t>e2e-auth.mjs</w:t>
+              <w:t>e2e-chat-image-size.mjs</w:t>
             </w:r>
           </w:p>
         </w:tc>
@@ -3515,7 +3624,7 @@
                 <w:color w:val="000000"/>
                 <w:sz w:val="21"/>
               </w:rPr>
-              <w:t>e2e-chat-image-size.mjs</w:t>
+              <w:t>e2e-chat-scroll.mjs</w:t>
             </w:r>
           </w:p>
         </w:tc>
@@ -3536,7 +3645,7 @@
                 <w:color w:val="000000"/>
                 <w:sz w:val="21"/>
               </w:rPr>
-              <w:t>9/9</w:t>
+              <w:t>4/4</w:t>
             </w:r>
           </w:p>
         </w:tc>
@@ -3557,7 +3666,7 @@
                 <w:color w:val="000000"/>
                 <w:sz w:val="21"/>
               </w:rPr>
-              <w:t>17</w:t>
+              <w:t>32</w:t>
             </w:r>
           </w:p>
         </w:tc>
@@ -3601,7 +3710,7 @@
                 <w:color w:val="000000"/>
                 <w:sz w:val="21"/>
               </w:rPr>
-              <w:t>e2e-chat-scroll.mjs</w:t>
+              <w:t>e2e-chat-states.mjs</w:t>
             </w:r>
           </w:p>
         </w:tc>
@@ -3622,7 +3731,7 @@
                 <w:color w:val="000000"/>
                 <w:sz w:val="21"/>
               </w:rPr>
-              <w:t>4/4</w:t>
+              <w:t>8/8</w:t>
             </w:r>
           </w:p>
         </w:tc>
@@ -3643,7 +3752,7 @@
                 <w:color w:val="000000"/>
                 <w:sz w:val="21"/>
               </w:rPr>
-              <w:t>32</w:t>
+              <w:t>17</w:t>
             </w:r>
           </w:p>
         </w:tc>
@@ -3687,7 +3796,7 @@
                 <w:color w:val="000000"/>
                 <w:sz w:val="21"/>
               </w:rPr>
-              <w:t>e2e-chat-states.mjs</w:t>
+              <w:t>e2e-cloud-sync.mjs</w:t>
             </w:r>
           </w:p>
         </w:tc>
@@ -3729,7 +3838,7 @@
                 <w:color w:val="000000"/>
                 <w:sz w:val="21"/>
               </w:rPr>
-              <w:t>17</w:t>
+              <w:t>63</w:t>
             </w:r>
           </w:p>
         </w:tc>
@@ -3773,7 +3882,7 @@
                 <w:color w:val="000000"/>
                 <w:sz w:val="21"/>
               </w:rPr>
-              <w:t>e2e-cloud-sync.mjs</w:t>
+              <w:t>e2e-composer.mjs</w:t>
             </w:r>
           </w:p>
         </w:tc>
@@ -3794,7 +3903,7 @@
                 <w:color w:val="000000"/>
                 <w:sz w:val="21"/>
               </w:rPr>
-              <w:t>8/8</w:t>
+              <w:t>6/6</w:t>
             </w:r>
           </w:p>
         </w:tc>
@@ -3815,7 +3924,7 @@
                 <w:color w:val="000000"/>
                 <w:sz w:val="21"/>
               </w:rPr>
-              <w:t>63</w:t>
+              <w:t>14</w:t>
             </w:r>
           </w:p>
         </w:tc>
@@ -3859,7 +3968,7 @@
                 <w:color w:val="000000"/>
                 <w:sz w:val="21"/>
               </w:rPr>
-              <w:t>e2e-composer.mjs</w:t>
+              <w:t>e2e-confirm-cards.mjs</w:t>
             </w:r>
           </w:p>
         </w:tc>
@@ -3880,7 +3989,7 @@
                 <w:color w:val="000000"/>
                 <w:sz w:val="21"/>
               </w:rPr>
-              <w:t>6/6</w:t>
+              <w:t>11/11</w:t>
             </w:r>
           </w:p>
         </w:tc>
@@ -3901,7 +4010,7 @@
                 <w:color w:val="000000"/>
                 <w:sz w:val="21"/>
               </w:rPr>
-              <w:t>14</w:t>
+              <w:t>256</w:t>
             </w:r>
           </w:p>
         </w:tc>
@@ -3945,7 +4054,7 @@
                 <w:color w:val="000000"/>
                 <w:sz w:val="21"/>
               </w:rPr>
-              <w:t>e2e-confirm-cards.mjs</w:t>
+              <w:t>e2e-conversations.mjs</w:t>
             </w:r>
           </w:p>
         </w:tc>
@@ -3987,7 +4096,7 @@
                 <w:color w:val="000000"/>
                 <w:sz w:val="21"/>
               </w:rPr>
-              <w:t>256</w:t>
+              <w:t>47</w:t>
             </w:r>
           </w:p>
         </w:tc>
@@ -4031,7 +4140,7 @@
                 <w:color w:val="000000"/>
                 <w:sz w:val="21"/>
               </w:rPr>
-              <w:t>e2e-conversations.mjs</w:t>
+              <w:t>e2e-course.mjs</w:t>
             </w:r>
           </w:p>
         </w:tc>
@@ -4052,7 +4161,7 @@
                 <w:color w:val="000000"/>
                 <w:sz w:val="21"/>
               </w:rPr>
-              <w:t>11/11</w:t>
+              <w:t>20/20</w:t>
             </w:r>
           </w:p>
         </w:tc>
@@ -4073,7 +4182,7 @@
                 <w:color w:val="000000"/>
                 <w:sz w:val="21"/>
               </w:rPr>
-              <w:t>47</w:t>
+              <w:t>60</w:t>
             </w:r>
           </w:p>
         </w:tc>
@@ -4117,7 +4226,7 @@
                 <w:color w:val="000000"/>
                 <w:sz w:val="21"/>
               </w:rPr>
-              <w:t>e2e-course.mjs</w:t>
+              <w:t>e2e-custom-model.mjs</w:t>
             </w:r>
           </w:p>
         </w:tc>
@@ -4138,7 +4247,7 @@
                 <w:color w:val="000000"/>
                 <w:sz w:val="21"/>
               </w:rPr>
-              <w:t>20/20</w:t>
+              <w:t>10/10</w:t>
             </w:r>
           </w:p>
         </w:tc>
@@ -4159,7 +4268,7 @@
                 <w:color w:val="000000"/>
                 <w:sz w:val="21"/>
               </w:rPr>
-              <w:t>60</w:t>
+              <w:t>126</w:t>
             </w:r>
           </w:p>
         </w:tc>
@@ -4203,7 +4312,7 @@
                 <w:color w:val="000000"/>
                 <w:sz w:val="21"/>
               </w:rPr>
-              <w:t>e2e-custom-model.mjs</w:t>
+              <w:t>e2e-layout.mjs</w:t>
             </w:r>
           </w:p>
         </w:tc>
@@ -4224,7 +4333,7 @@
                 <w:color w:val="000000"/>
                 <w:sz w:val="21"/>
               </w:rPr>
-              <w:t>10/10</w:t>
+              <w:t>17/17</w:t>
             </w:r>
           </w:p>
         </w:tc>
@@ -4245,7 +4354,7 @@
                 <w:color w:val="000000"/>
                 <w:sz w:val="21"/>
               </w:rPr>
-              <w:t>126</w:t>
+              <w:t>48</w:t>
             </w:r>
           </w:p>
         </w:tc>
@@ -4289,7 +4398,7 @@
                 <w:color w:val="000000"/>
                 <w:sz w:val="21"/>
               </w:rPr>
-              <w:t>e2e-layout.mjs</w:t>
+              <w:t>e2e-library.mjs</w:t>
             </w:r>
           </w:p>
         </w:tc>
@@ -4310,7 +4419,7 @@
                 <w:color w:val="000000"/>
                 <w:sz w:val="21"/>
               </w:rPr>
-              <w:t>17/17</w:t>
+              <w:t>10/10</w:t>
             </w:r>
           </w:p>
         </w:tc>
@@ -4331,7 +4440,7 @@
                 <w:color w:val="000000"/>
                 <w:sz w:val="21"/>
               </w:rPr>
-              <w:t>48</w:t>
+              <w:t>20</w:t>
             </w:r>
           </w:p>
         </w:tc>
@@ -4375,7 +4484,7 @@
                 <w:color w:val="000000"/>
                 <w:sz w:val="21"/>
               </w:rPr>
-              <w:t>e2e-library.mjs</w:t>
+              <w:t>e2e-multimodal.mjs</w:t>
             </w:r>
           </w:p>
         </w:tc>
@@ -4396,7 +4505,7 @@
                 <w:color w:val="000000"/>
                 <w:sz w:val="21"/>
               </w:rPr>
-              <w:t>10/10</w:t>
+              <w:t>7/7</w:t>
             </w:r>
           </w:p>
         </w:tc>
@@ -4417,7 +4526,7 @@
                 <w:color w:val="000000"/>
                 <w:sz w:val="21"/>
               </w:rPr>
-              <w:t>20</w:t>
+              <w:t>12</w:t>
             </w:r>
           </w:p>
         </w:tc>
@@ -4461,7 +4570,7 @@
                 <w:color w:val="000000"/>
                 <w:sz w:val="21"/>
               </w:rPr>
-              <w:t>e2e-multimodal.mjs</w:t>
+              <w:t>e2e-no-flicker.mjs</w:t>
             </w:r>
           </w:p>
         </w:tc>
@@ -4482,7 +4591,7 @@
                 <w:color w:val="000000"/>
                 <w:sz w:val="21"/>
               </w:rPr>
-              <w:t>7/7</w:t>
+              <w:t>4/4</w:t>
             </w:r>
           </w:p>
         </w:tc>
@@ -4503,7 +4612,7 @@
                 <w:color w:val="000000"/>
                 <w:sz w:val="21"/>
               </w:rPr>
-              <w:t>12</w:t>
+              <w:t>14</w:t>
             </w:r>
           </w:p>
         </w:tc>
@@ -4547,7 +4656,7 @@
                 <w:color w:val="000000"/>
                 <w:sz w:val="21"/>
               </w:rPr>
-              <w:t>e2e-no-flicker.mjs</w:t>
+              <w:t>e2e-password.mjs</w:t>
             </w:r>
           </w:p>
         </w:tc>
@@ -4568,7 +4677,7 @@
                 <w:color w:val="000000"/>
                 <w:sz w:val="21"/>
               </w:rPr>
-              <w:t>4/4</w:t>
+              <w:t>7/7</w:t>
             </w:r>
           </w:p>
         </w:tc>
@@ -4589,7 +4698,7 @@
                 <w:color w:val="000000"/>
                 <w:sz w:val="21"/>
               </w:rPr>
-              <w:t>14</w:t>
+              <w:t>20</w:t>
             </w:r>
           </w:p>
         </w:tc>
@@ -4633,7 +4742,7 @@
                 <w:color w:val="000000"/>
                 <w:sz w:val="21"/>
               </w:rPr>
-              <w:t>e2e-password.mjs</w:t>
+              <w:t>e2e-paste.mjs</w:t>
             </w:r>
           </w:p>
         </w:tc>
@@ -4654,7 +4763,7 @@
                 <w:color w:val="000000"/>
                 <w:sz w:val="21"/>
               </w:rPr>
-              <w:t>7/7</w:t>
+              <w:t>3/3</w:t>
             </w:r>
           </w:p>
         </w:tc>
@@ -4675,7 +4784,7 @@
                 <w:color w:val="000000"/>
                 <w:sz w:val="21"/>
               </w:rPr>
-              <w:t>20</w:t>
+              <w:t>13</w:t>
             </w:r>
           </w:p>
         </w:tc>
@@ -4719,7 +4828,7 @@
                 <w:color w:val="000000"/>
                 <w:sz w:val="21"/>
               </w:rPr>
-              <w:t>e2e-paste.mjs</w:t>
+              <w:t>e2e-presets.mjs</w:t>
             </w:r>
           </w:p>
         </w:tc>
@@ -4740,7 +4849,7 @@
                 <w:color w:val="000000"/>
                 <w:sz w:val="21"/>
               </w:rPr>
-              <w:t>3/3</w:t>
+              <w:t>11/11</w:t>
             </w:r>
           </w:p>
         </w:tc>
@@ -4761,7 +4870,7 @@
                 <w:color w:val="000000"/>
                 <w:sz w:val="21"/>
               </w:rPr>
-              <w:t>13</w:t>
+              <w:t>36</w:t>
             </w:r>
           </w:p>
         </w:tc>
@@ -4797,15 +4906,8 @@
               <w:spacing w:line="276" w:lineRule="auto" w:after="0" w:before="0"/>
               <w:ind w:firstLine="0"/>
             </w:pPr>
-            <w:r/>
-            <w:r>
-              <w:rPr>
-                <w:rFonts w:ascii="宋体" w:hAnsi="宋体" w:eastAsia="宋体"/>
-                <w:b w:val="0"/>
-                <w:color w:val="000000"/>
-                <w:sz w:val="21"/>
-              </w:rPr>
-              <w:t>e2e-presets.mjs</w:t>
+            <w:r>
+              <w:t>e2e-reminders.mjs</w:t>
             </w:r>
           </w:p>
         </w:tc>
@@ -4818,15 +4920,8 @@
               <w:spacing w:line="276" w:lineRule="auto" w:after="0" w:before="0"/>
               <w:ind w:firstLine="0"/>
             </w:pPr>
-            <w:r/>
-            <w:r>
-              <w:rPr>
-                <w:rFonts w:ascii="宋体" w:hAnsi="宋体" w:eastAsia="宋体"/>
-                <w:b w:val="0"/>
-                <w:color w:val="000000"/>
-                <w:sz w:val="21"/>
-              </w:rPr>
-              <w:t>11/11</w:t>
+            <w:r>
+              <w:t>4/4</w:t>
             </w:r>
           </w:p>
         </w:tc>
@@ -4839,15 +4934,8 @@
               <w:spacing w:line="276" w:lineRule="auto" w:after="0" w:before="0"/>
               <w:ind w:firstLine="0"/>
             </w:pPr>
-            <w:r/>
-            <w:r>
-              <w:rPr>
-                <w:rFonts w:ascii="宋体" w:hAnsi="宋体" w:eastAsia="宋体"/>
-                <w:b w:val="0"/>
-                <w:color w:val="000000"/>
-                <w:sz w:val="21"/>
-              </w:rPr>
-              <w:t>36</w:t>
+            <w:r>
+              <w:t>80</w:t>
             </w:r>
           </w:p>
         </w:tc>
@@ -4860,14 +4948,7 @@
               <w:spacing w:line="276" w:lineRule="auto" w:after="0" w:before="0"/>
               <w:ind w:firstLine="0"/>
             </w:pPr>
-            <w:r/>
-            <w:r>
-              <w:rPr>
-                <w:rFonts w:ascii="宋体" w:hAnsi="宋体" w:eastAsia="宋体"/>
-                <w:b w:val="0"/>
-                <w:color w:val="000000"/>
-                <w:sz w:val="21"/>
-              </w:rPr>
+            <w:r>
               <w:t>通过</w:t>
             </w:r>
           </w:p>
@@ -5845,6 +5926,36 @@
           <w:sz w:val="26"/>
         </w:rPr>
         <w:t>· 模型响应变慢导致测试偶发超时：属于外部依赖波动，不是功能缺陷；处理方式是单独重跑并保留工程日志，报告中如实标注。</w:t>
+      </w:r>
+    </w:p>
+    <w:p>
+      <w:pPr>
+        <w:spacing w:line="348" w:lineRule="auto" w:after="0" w:before="0"/>
+        <w:ind w:left="420" w:firstLine="0"/>
+      </w:pPr>
+      <w:r>
+        <w:rPr>
+          <w:rFonts w:ascii="宋体" w:hAnsi="宋体" w:eastAsia="宋体"/>
+          <w:b w:val="0"/>
+          <w:color w:val="000000"/>
+          <w:sz w:val="26"/>
+        </w:rPr>
+        <w:t xml:space="preserve">· 提醒重复与残留：早期版本每次加载都会重新推送已经触发过的提醒，被删掉的任务仍会弹出提醒。修复方式是把已触发的标记写进消息记录（换设备也能去重）、限制每个任务每天最多两条，并在删除任务时清理它尚未触发的提醒。</w:t>
+      </w:r>
+    </w:p>
+    <w:p>
+      <w:pPr>
+        <w:spacing w:line="348" w:lineRule="auto" w:after="0" w:before="0"/>
+        <w:ind w:left="420" w:firstLine="0"/>
+      </w:pPr>
+      <w:r>
+        <w:rPr>
+          <w:rFonts w:ascii="宋体" w:hAnsi="宋体" w:eastAsia="宋体"/>
+          <w:b w:val="0"/>
+          <w:color w:val="000000"/>
+          <w:sz w:val="26"/>
+        </w:rPr>
+        <w:t xml:space="preserve">· 工具调用缺少参数：模型偶尔会发出缺参数的写操作，界面上会弹出一张点了没反应的空白确认卡。修复方式是拦截缺参数的调用、把缺失的参数名回灌给模型让它重试，并补充对应的单元测试。</w:t>
       </w:r>
     </w:p>
     <w:p>
@@ -6447,7 +6558,7 @@
           <w:color w:val="000000"/>
           <w:sz w:val="26"/>
         </w:rPr>
-        <w:t>· 评测样本规模有限：本报告的评测集由 16 条用例与自动化测试组成，尚未覆盖更大规模的班级真实使用数据。</w:t>
+        <w:t>· 评测样本规模有限：本报告的评测集由 18 条用例与自动化测试组成，尚未覆盖更大规模的班级真实使用数据。</w:t>
       </w:r>
     </w:p>
     <w:p>
